--- a/doc/QNSC_RAM_MAS.docx
+++ b/doc/QNSC_RAM_MAS.docx
@@ -14032,7 +14032,7 @@
               <w:rPr>
                 <w:rStyle w:val="VerbatimChar"/>
               </w:rPr>
-              <w:t xml:space="preserve">SYSCTL</w:t>
+              <w:t xml:space="preserve">SCRC</w:t>
             </w:r>
             <w:r>
               <w:t xml:space="preserve">,</w:t>

--- a/doc/QNSC_RAM_MAS.docx
+++ b/doc/QNSC_RAM_MAS.docx
@@ -24,6 +24,11 @@
       </w:pPr>
       <w:r>
         <w:t xml:space="preserve">QUY NHON SEMICONDUCTORS – QNSC</w:t>
+      </w:r>
+    </w:p>
+    <w:p>
+      <w:r>
+        <w:br w:type="page"/>
       </w:r>
     </w:p>
     <w:sdt>
@@ -48,6 +53,35 @@
             <w:instrText xml:space="preserve">TOC \o "1-2" \h \z \u</w:instrText>
             <w:fldChar w:fldCharType="separate"/>
             <w:fldChar w:fldCharType="end"/>
+          </w:r>
+        </w:p>
+        <w:p>
+          <w:pPr>
+            <w:pStyle w:val="TOCHeading"/>
+            <w:jc w:val="left"/>
+          </w:pPr>
+          <w:r>
+            <w:t xml:space="preserve">Table of Figures</w:t>
+          </w:r>
+        </w:p>
+        <w:p>
+          <w:pPr>
+            <w:pStyle w:val="TOC1"/>
+            <w:ind w:left="180"/>
+            <w:jc w:val="left"/>
+          </w:pPr>
+          <w:r>
+            <w:t xml:space="preserve">Figure 1-1. Figure 1 – Where the RAM sits in QSOC</w:t>
+          </w:r>
+        </w:p>
+        <w:p>
+          <w:pPr>
+            <w:pStyle w:val="TOC1"/>
+            <w:ind w:left="180"/>
+            <w:jc w:val="left"/>
+          </w:pPr>
+          <w:r>
+            <w:t xml:space="preserve">Figure 3-1. Figure 2 – The AXI4 SRAM controller and its macro</w:t>
           </w:r>
         </w:p>
       </w:sdtContent>
@@ -3561,7 +3595,7 @@
         <w:jc w:val="left"/>
       </w:pPr>
       <w:r>
-        <w:t xml:space="preserve">Figure 1 – Where the RAM sits in QSOC</w:t>
+        <w:t xml:space="preserve">Figure 1-1. Figure 1 – Where the RAM sits in QSOC</w:t>
       </w:r>
     </w:p>
     <w:p>
@@ -4547,7 +4581,7 @@
         <w:jc w:val="left"/>
       </w:pPr>
       <w:r>
-        <w:t xml:space="preserve">Figure 2 – The AXI4 SRAM controller and its macro</w:t>
+        <w:t xml:space="preserve">Figure 3-1. Figure 2 – The AXI4 SRAM controller and its macro</w:t>
       </w:r>
     </w:p>
     <w:bookmarkEnd w:id="40"/>

--- a/doc/QNSC_RAM_MAS.docx
+++ b/doc/QNSC_RAM_MAS.docx
@@ -57,7 +57,8 @@
         </w:p>
         <w:p>
           <w:pPr>
-            <w:pStyle w:val="TOCHeading"/>
+            <w:pStyle w:val="Heading1"/>
+            <w:outlineLvl w:val="0"/>
             <w:jc w:val="left"/>
           </w:pPr>
           <w:r>
@@ -20320,25 +20321,25 @@
       <w:rPr>
         <w:szCs w:val="26"/>
       </w:rPr>
-      <w:t>V</w:t>
+      <w:t>V1.9</w:t>
     </w:r>
     <w:r>
       <w:rPr>
         <w:szCs w:val="26"/>
       </w:rPr>
-      <w:t>1</w:t>
+      <w:t/>
     </w:r>
     <w:r>
       <w:rPr>
         <w:szCs w:val="26"/>
       </w:rPr>
-      <w:t>.</w:t>
+      <w:t/>
     </w:r>
     <w:r>
       <w:rPr>
         <w:szCs w:val="26"/>
       </w:rPr>
-      <w:t>0</w:t>
+      <w:t/>
     </w:r>
   </w:p>
 </w:hdr>
@@ -23035,7 +23036,6 @@
       <w:rFonts w:cstheme="majorHAnsi"/>
       <w:b/>
       <w:bCs/>
-      <w:caps/>
     </w:rPr>
   </w:style>
   <w:style w:styleId="TOC2" w:type="paragraph">
@@ -24139,7 +24139,6 @@
     <w:rPr>
       <w:rFonts w:ascii="Calibri Light" w:cs="Times New Roman" w:hAnsi="Calibri Light"/>
       <w:iCs/>
-      <w:color w:val="2E74B5"/>
       <w:sz w:val="28"/>
       <w:szCs w:val="28"/>
       <w:lang w:eastAsia="ja-JP"/>
@@ -24246,7 +24245,7 @@
       <w:keepNext/>
       <w:keepLines/>
       <w:spacing w:after="0" w:before="2200"/>
-      <w:jc w:val="left"/>
+      <w:jc w:val="center"/>
     </w:pPr>
     <w:rPr>
       <w:rFonts w:cs="Times New Roman" w:eastAsia="Malgun Gothic"/>
@@ -24279,11 +24278,8 @@
     <w:qFormat/>
     <w:rsid w:val="00FD46F6"/>
     <w:pPr>
-      <w:pBdr>
-        <w:top w:color="auto" w:space="1" w:sz="4" w:val="single"/>
-      </w:pBdr>
       <w:spacing w:after="360" w:before="360"/>
-      <w:jc w:val="right"/>
+      <w:jc w:val="center"/>
     </w:pPr>
     <w:rPr>
       <w:sz w:val="40"/>
@@ -24844,6 +24840,18 @@
       <w:bCs/>
     </w:rPr>
   </w:style>
+  <w:style w:styleId="Author" w:type="paragraph">
+    <w:name w:val="Author"/>
+    <w:basedOn w:val="Normal"/>
+    <w:pPr>
+      <w:jc w:val="center"/>
+      <w:spacing w:before="240"/>
+    </w:pPr>
+    <w:rPr>
+      <w:sz w:val="24"/>
+      <w:szCs w:val="24"/>
+    </w:rPr>
+  </w:style>
   <w:style w:type="paragraph" w:customStyle="1" w:styleId="SourceCode">
     <w:name w:val="Source Code"/>
     <w:basedOn w:val="Normal"/>

--- a/doc/QNSC_RAM_MAS.docx
+++ b/doc/QNSC_RAM_MAS.docx
@@ -42,6 +42,7 @@
         <w:p>
           <w:pPr>
             <w:pStyle w:val="TOCHeading"/>
+            <w:outlineLvl w:val="0"/>
           </w:pPr>
           <w:r>
             <w:t xml:space="preserve">Table of Contents</w:t>
@@ -58,8 +59,8 @@
         <w:p>
           <w:pPr>
             <w:pStyle w:val="Heading1"/>
+            <w:jc w:val="left"/>
             <w:outlineLvl w:val="0"/>
-            <w:jc w:val="left"/>
           </w:pPr>
           <w:r>
             <w:t xml:space="preserve">Table of Figures</w:t>

--- a/doc/QNSC_RAM_MAS.docx
+++ b/doc/QNSC_RAM_MAS.docx
@@ -41,7 +41,7 @@
       <w:sdtContent>
         <w:p>
           <w:pPr>
-            <w:pStyle w:val="TOCHeading"/>
+            <w:pStyle w:val="Heading1"/>
             <w:outlineLvl w:val="0"/>
           </w:pPr>
           <w:r>
@@ -23035,8 +23035,8 @@
     </w:pPr>
     <w:rPr>
       <w:rFonts w:cstheme="majorHAnsi"/>
-      <w:b/>
-      <w:bCs/>
+      <w:sz w:val="24"/>
+      <w:szCs w:val="24"/>
     </w:rPr>
   </w:style>
   <w:style w:styleId="TOC2" w:type="paragraph">

--- a/doc/QNSC_RAM_MAS.docx
+++ b/doc/QNSC_RAM_MAS.docx
@@ -5946,7 +5946,7 @@
         <w:t xml:space="preserve">sh</w:t>
       </w:r>
       <w:r>
-        <w:t xml:space="preserve">. Any C code touching a</w:t>
+        <w:t xml:space="preserve">, which any C code touching a</w:t>
       </w:r>
       <w:r>
         <w:t xml:space="preserve"> </w:t>
@@ -5958,19 +5958,13 @@
         <w:t xml:space="preserve">uint8_t</w:t>
       </w:r>
       <w:r>
-        <w:t xml:space="preserve">,</w:t>
-      </w:r>
-      <w:r>
-        <w:t xml:space="preserve"> </w:t>
-      </w:r>
-      <w:r>
-        <w:t xml:space="preserve">a packed struct field or a string emits them. Without this path such a store writes</w:t>
-      </w:r>
-      <w:r>
-        <w:t xml:space="preserve"> </w:t>
-      </w:r>
-      <w:r>
-        <w:t xml:space="preserve">the whole 32-bit word and</w:t>
+        <w:t xml:space="preserve">, a packed struct field or a string emits. Without this path such a store</w:t>
+      </w:r>
+      <w:r>
+        <w:t xml:space="preserve"> </w:t>
+      </w:r>
+      <w:r>
+        <w:t xml:space="preserve">writes the whole word and</w:t>
       </w:r>
       <w:r>
         <w:t xml:space="preserve"> </w:t>
@@ -5980,7 +5974,7 @@
           <w:b/>
           <w:bCs/>
         </w:rPr>
-        <w:t xml:space="preserve">destroys the three bytes beside the one the program meant</w:t>
+        <w:t xml:space="preserve">destroys the three bytes beside the one it meant to</w:t>
       </w:r>
       <w:r>
         <w:rPr>
@@ -5994,7 +5988,34 @@
           <w:b/>
           <w:bCs/>
         </w:rPr>
-        <w:t xml:space="preserve">to change – silently, with no error response</w:t>
+        <w:t xml:space="preserve">change, silently</w:t>
+      </w:r>
+      <w:r>
+        <w:t xml:space="preserve">,</w:t>
+      </w:r>
+      <w:r>
+        <w:t xml:space="preserve"> </w:t>
+      </w:r>
+      <w:r>
+        <w:rPr>
+          <w:rStyle w:val="VerbatimChar"/>
+        </w:rPr>
+        <w:t xml:space="preserve">RRESP</w:t>
+      </w:r>
+      <w:r>
+        <w:t xml:space="preserve"> </w:t>
+      </w:r>
+      <w:r>
+        <w:t xml:space="preserve">being tied</w:t>
+      </w:r>
+      <w:r>
+        <w:t xml:space="preserve"> </w:t>
+      </w:r>
+      <w:r>
+        <w:rPr>
+          <w:rStyle w:val="VerbatimChar"/>
+        </w:rPr>
+        <w:t xml:space="preserve">OKAY</w:t>
       </w:r>
       <w:r>
         <w:t xml:space="preserve">.</w:t>
@@ -6005,7 +6026,7 @@
         <w:pStyle w:val="BodyText"/>
       </w:pPr>
       <w:r>
-        <w:t xml:space="preserve">The information does reach this block; it is dropped</w:t>
+        <w:t xml:space="preserve">The information does reach this block and is dropped</w:t>
       </w:r>
       <w:r>
         <w:t xml:space="preserve"> </w:t>
@@ -6018,13 +6039,7 @@
         <w:t xml:space="preserve">here and nowhere earlier</w:t>
       </w:r>
       <w:r>
-        <w:t xml:space="preserve">,</w:t>
-      </w:r>
-      <w:r>
-        <w:t xml:space="preserve"> </w:t>
-      </w:r>
-      <w:r>
-        <w:t xml:space="preserve">which is worth checking rather than assuming:</w:t>
+        <w:t xml:space="preserve">:</w:t>
       </w:r>
     </w:p>
     <w:p>

--- a/doc/QNSC_RAM_MAS.docx
+++ b/doc/QNSC_RAM_MAS.docx
@@ -15,7 +15,7 @@
         <w:pStyle w:val="Subtitle"/>
       </w:pPr>
       <w:r>
-        <w:t xml:space="preserve">MICRO-ARCHITECTURE SPECIFICATION – V2.0</w:t>
+        <w:t xml:space="preserve">MICRO-ARCHITECTURE SPECIFICATION – V2.1</w:t>
       </w:r>
     </w:p>
     <w:p>
@@ -446,6 +446,107 @@
           </w:p>
         </w:tc>
       </w:tr>
+      <w:tr>
+        <w:tc>
+          <w:tcPr/>
+          <w:p>
+            <w:pPr>
+              <w:pStyle w:val="Compact"/>
+              <w:jc w:val="left"/>
+            </w:pPr>
+            <w:r>
+              <w:t xml:space="preserve">V2.1</w:t>
+            </w:r>
+          </w:p>
+        </w:tc>
+        <w:tc>
+          <w:tcPr/>
+          <w:p>
+            <w:pPr>
+              <w:pStyle w:val="Compact"/>
+              <w:jc w:val="left"/>
+            </w:pPr>
+            <w:r>
+              <w:t xml:space="preserve">2026-09-24</w:t>
+            </w:r>
+          </w:p>
+        </w:tc>
+        <w:tc>
+          <w:tcPr/>
+          <w:p>
+            <w:pPr>
+              <w:pStyle w:val="Compact"/>
+              <w:jc w:val="left"/>
+            </w:pPr>
+            <w:r>
+              <w:t xml:space="preserve">Nghia VT</w:t>
+            </w:r>
+          </w:p>
+        </w:tc>
+        <w:tc>
+          <w:tcPr/>
+          <w:p>
+            <w:pPr>
+              <w:pStyle w:val="Compact"/>
+              <w:jc w:val="left"/>
+            </w:pPr>
+            <w:r>
+              <w:t xml:space="preserve">–</w:t>
+            </w:r>
+          </w:p>
+        </w:tc>
+        <w:tc>
+          <w:tcPr/>
+          <w:p>
+            <w:pPr>
+              <w:pStyle w:val="Compact"/>
+              <w:jc w:val="left"/>
+            </w:pPr>
+            <w:r>
+              <w:rPr>
+                <w:rStyle w:val="VerbatimChar"/>
+              </w:rPr>
+              <w:t xml:space="preserve">ISRAM</w:t>
+            </w:r>
+            <w:r>
+              <w:t xml:space="preserve"> </w:t>
+            </w:r>
+            <w:r>
+              <w:t xml:space="preserve">contents survive every reset except power loss.</w:t>
+            </w:r>
+            <w:r>
+              <w:t xml:space="preserve"> </w:t>
+            </w:r>
+            <w:r>
+              <w:rPr>
+                <w:rStyle w:val="VerbatimChar"/>
+              </w:rPr>
+              <w:t xml:space="preserve">PARA_ID_WD</w:t>
+            </w:r>
+            <w:r>
+              <w:t xml:space="preserve"> </w:t>
+            </w:r>
+            <w:r>
+              <w:t xml:space="preserve">= 7, from the HAS.</w:t>
+            </w:r>
+            <w:r>
+              <w:t xml:space="preserve"> </w:t>
+            </w:r>
+            <w:r>
+              <w:rPr>
+                <w:rStyle w:val="VerbatimChar"/>
+              </w:rPr>
+              <w:t xml:space="preserve">SYSDBG</w:t>
+            </w:r>
+            <w:r>
+              <w:t xml:space="preserve"> </w:t>
+            </w:r>
+            <w:r>
+              <w:t xml:space="preserve">register row gone from the map</w:t>
+            </w:r>
+          </w:p>
+        </w:tc>
+      </w:tr>
     </w:tbl>
     <w:bookmarkEnd w:id="26"/>
     <w:bookmarkStart w:id="27" w:name="overview"/>
@@ -2266,86 +2367,6 @@
             </w:pPr>
             <w:r>
               <w:t xml:space="preserve">Register interface of the DMA</w:t>
-            </w:r>
-          </w:p>
-        </w:tc>
-      </w:tr>
-      <w:tr>
-        <w:tc>
-          <w:tcPr/>
-          <w:p>
-            <w:pPr>
-              <w:pStyle w:val="Compact"/>
-              <w:jc w:val="left"/>
-            </w:pPr>
-            <w:r>
-              <w:rPr>
-                <w:rStyle w:val="VerbatimChar"/>
-              </w:rPr>
-              <w:t xml:space="preserve">0xF0000000</w:t>
-            </w:r>
-          </w:p>
-        </w:tc>
-        <w:tc>
-          <w:tcPr/>
-          <w:p>
-            <w:pPr>
-              <w:pStyle w:val="Compact"/>
-              <w:jc w:val="left"/>
-            </w:pPr>
-            <w:r>
-              <w:t xml:space="preserve">12 B</w:t>
-            </w:r>
-          </w:p>
-        </w:tc>
-        <w:tc>
-          <w:tcPr/>
-          <w:p>
-            <w:pPr>
-              <w:pStyle w:val="Compact"/>
-              <w:jc w:val="left"/>
-            </w:pPr>
-            <w:r>
-              <w:rPr>
-                <w:rStyle w:val="VerbatimChar"/>
-              </w:rPr>
-              <w:t xml:space="preserve">sysdbg</w:t>
-            </w:r>
-          </w:p>
-        </w:tc>
-        <w:tc>
-          <w:tcPr/>
-          <w:p>
-            <w:pPr>
-              <w:pStyle w:val="Compact"/>
-              <w:jc w:val="left"/>
-            </w:pPr>
-            <w:r>
-              <w:t xml:space="preserve">none</w:t>
-            </w:r>
-          </w:p>
-        </w:tc>
-        <w:tc>
-          <w:tcPr/>
-          <w:p>
-            <w:pPr>
-              <w:pStyle w:val="Compact"/>
-              <w:jc w:val="left"/>
-            </w:pPr>
-            <w:r>
-              <w:t xml:space="preserve">jtag_only</w:t>
-            </w:r>
-          </w:p>
-        </w:tc>
-        <w:tc>
-          <w:tcPr/>
-          <w:p>
-            <w:pPr>
-              <w:pStyle w:val="Compact"/>
-              <w:jc w:val="left"/>
-            </w:pPr>
-            <w:r>
-              <w:t xml:space="preserve">Decoded inside the debug block and never placed on S_BUS, so software running on the core cannot halt it or grant itself debug access</w:t>
             </w:r>
           </w:p>
         </w:tc>
@@ -4543,19 +4564,19 @@
               <w:jc w:val="left"/>
             </w:pPr>
             <w:r>
-              <w:t xml:space="preserve">same</w:t>
-            </w:r>
-          </w:p>
-        </w:tc>
-        <w:tc>
-          <w:tcPr/>
-          <w:p>
-            <w:pPr>
-              <w:pStyle w:val="Compact"/>
-              <w:jc w:val="left"/>
-            </w:pPr>
-            <w:r>
-              <w:t xml:space="preserve">same</w:t>
+              <w:t xml:space="preserve">7</w:t>
+            </w:r>
+          </w:p>
+        </w:tc>
+        <w:tc>
+          <w:tcPr/>
+          <w:p>
+            <w:pPr>
+              <w:pStyle w:val="Compact"/>
+              <w:jc w:val="left"/>
+            </w:pPr>
+            <w:r>
+              <w:t xml:space="preserve">7</w:t>
             </w:r>
           </w:p>
         </w:tc>
@@ -8231,6 +8252,59 @@
               <w:jc w:val="left"/>
             </w:pPr>
             <w:r>
+              <w:t xml:space="preserve">Macro and its simulation model</w:t>
+            </w:r>
+          </w:p>
+        </w:tc>
+        <w:tc>
+          <w:tcPr/>
+          <w:p>
+            <w:pPr>
+              <w:pStyle w:val="Compact"/>
+              <w:jc w:val="left"/>
+            </w:pPr>
+            <w:r>
+              <w:t xml:space="preserve">The array has no reset and is never cleared on reset. The controller resets only its FIFOs and FSMs</w:t>
+            </w:r>
+          </w:p>
+        </w:tc>
+        <w:tc>
+          <w:tcPr/>
+          <w:p>
+            <w:pPr>
+              <w:pStyle w:val="Compact"/>
+              <w:jc w:val="left"/>
+            </w:pPr>
+            <w:r>
+              <w:t xml:space="preserve">An image loaded by</w:t>
+            </w:r>
+            <w:r>
+              <w:t xml:space="preserve"> </w:t>
+            </w:r>
+            <w:r>
+              <w:rPr>
+                <w:rStyle w:val="VerbatimChar"/>
+              </w:rPr>
+              <w:t xml:space="preserve">SYSDBG</w:t>
+            </w:r>
+            <w:r>
+              <w:t xml:space="preserve"> </w:t>
+            </w:r>
+            <w:r>
+              <w:t xml:space="preserve">or the bootloader is lost on a watchdog or software reset</w:t>
+            </w:r>
+          </w:p>
+        </w:tc>
+      </w:tr>
+      <w:tr>
+        <w:tc>
+          <w:tcPr/>
+          <w:p>
+            <w:pPr>
+              <w:pStyle w:val="Compact"/>
+              <w:jc w:val="left"/>
+            </w:pPr>
+            <w:r>
               <w:t xml:space="preserve">Physical design</w:t>
             </w:r>
           </w:p>
@@ -8641,7 +8715,22 @@
               <w:t xml:space="preserve"> </w:t>
             </w:r>
             <w:r>
-              <w:t xml:space="preserve">= the width the interconnect widens master IDs to</w:t>
+              <w:t xml:space="preserve">= the</w:t>
+            </w:r>
+            <w:r>
+              <w:t xml:space="preserve"> </w:t>
+            </w:r>
+            <w:r>
+              <w:rPr>
+                <w:rStyle w:val="VerbatimChar"/>
+              </w:rPr>
+              <w:t xml:space="preserve">S_BUS</w:t>
+            </w:r>
+            <w:r>
+              <w:t xml:space="preserve"> </w:t>
+            </w:r>
+            <w:r>
+              <w:t xml:space="preserve">master-port ID width, 7 in HAS Table 5-1</w:t>
             </w:r>
           </w:p>
         </w:tc>
@@ -9316,6 +9405,44 @@
             </w:pPr>
             <w:r>
               <w:t xml:space="preserve">The behavioural model has no such pins – 10</w:t>
+            </w:r>
+          </w:p>
+        </w:tc>
+      </w:tr>
+      <w:tr>
+        <w:tc>
+          <w:tcPr/>
+          <w:p>
+            <w:pPr>
+              <w:pStyle w:val="Compact"/>
+              <w:jc w:val="left"/>
+            </w:pPr>
+            <w:r>
+              <w:t xml:space="preserve">Write a pattern, assert</w:t>
+            </w:r>
+            <w:r>
+              <w:t xml:space="preserve"> </w:t>
+            </w:r>
+            <w:r>
+              <w:rPr>
+                <w:rStyle w:val="VerbatimChar"/>
+              </w:rPr>
+              <w:t xml:space="preserve">i_rst_n</w:t>
+            </w:r>
+            <w:r>
+              <w:t xml:space="preserve">, read it back unchanged</w:t>
+            </w:r>
+          </w:p>
+        </w:tc>
+        <w:tc>
+          <w:tcPr/>
+          <w:p>
+            <w:pPr>
+              <w:pStyle w:val="Compact"/>
+              <w:jc w:val="left"/>
+            </w:pPr>
+            <w:r>
+              <w:t xml:space="preserve">The IP’s tests reset only the controller – 10</w:t>
             </w:r>
           </w:p>
         </w:tc>
@@ -10391,7 +10518,7 @@
       <w:rPr>
         <w:szCs w:val="26"/>
       </w:rPr>
-      <w:t>V2.0</w:t>
+      <w:t>V2.1</w:t>
     </w:r>
     <w:r>
       <w:rPr>

--- a/doc/QNSC_RAM_MAS.docx
+++ b/doc/QNSC_RAM_MAS.docx
@@ -74,16 +74,6 @@
           </w:pPr>
           <w:r>
             <w:t xml:space="preserve">Table 1-1. Memory map, regions behind AXI_M1 and AXI_M2</w:t>
-          </w:r>
-        </w:p>
-        <w:p>
-          <w:pPr>
-            <w:pStyle w:val="TOC1"/>
-            <w:ind w:left="180"/>
-            <w:jc w:val="left"/>
-          </w:pPr>
-          <w:r>
-            <w:t xml:space="preserve">Table 3-1. Sub-modules</w:t>
           </w:r>
         </w:p>
         <w:p>
@@ -1410,541 +1400,6 @@
         <w:t xml:space="preserve">never gated; the reset is asserted by power-on, watchdog and software reset.</w:t>
       </w:r>
     </w:p>
-    <w:p>
-      <w:pPr>
-        <w:pStyle w:val="Tablecaption0"/>
-      </w:pPr>
-      <w:r>
-        <w:t xml:space="preserve">Table 3-1. Sub-modules</w:t>
-      </w:r>
-    </w:p>
-    <w:tbl>
-      <w:tblPr>
-        <w:tblStyle w:val="TableGrid"/>
-        <w:tblW w:type="pct" w:w="5000"/>
-        <w:tblLayout w:type="fixed"/>
-        <w:tblLook w:firstRow="1" w:lastRow="0" w:firstColumn="0" w:lastColumn="0" w:noHBand="0" w:noVBand="0" w:val="0020"/>
-        <w:tblCaption w:val="Sub-modules"/>
-      </w:tblPr>
-      <w:tblGrid>
-        <w:gridCol w:w="1980"/>
-        <w:gridCol w:w="1980"/>
-        <w:gridCol w:w="1980"/>
-        <w:gridCol w:w="1980"/>
-      </w:tblGrid>
-      <w:tr>
-        <w:trPr>
-          <w:tblHeader w:val="on"/>
-        </w:trPr>
-        <w:tc>
-          <w:tcPr/>
-          <w:p>
-            <w:pPr>
-              <w:pStyle w:val="Compact"/>
-              <w:jc w:val="left"/>
-            </w:pPr>
-            <w:r>
-              <w:t xml:space="preserve">Instance</w:t>
-            </w:r>
-          </w:p>
-        </w:tc>
-        <w:tc>
-          <w:tcPr/>
-          <w:p>
-            <w:pPr>
-              <w:pStyle w:val="Compact"/>
-              <w:jc w:val="left"/>
-            </w:pPr>
-            <w:r>
-              <w:t xml:space="preserve">Module</w:t>
-            </w:r>
-          </w:p>
-        </w:tc>
-        <w:tc>
-          <w:tcPr/>
-          <w:p>
-            <w:pPr>
-              <w:pStyle w:val="Compact"/>
-              <w:jc w:val="left"/>
-            </w:pPr>
-            <w:r>
-              <w:t xml:space="preserve">Origin</w:t>
-            </w:r>
-          </w:p>
-        </w:tc>
-        <w:tc>
-          <w:tcPr/>
-          <w:p>
-            <w:pPr>
-              <w:pStyle w:val="Compact"/>
-              <w:jc w:val="left"/>
-            </w:pPr>
-            <w:r>
-              <w:t xml:space="preserve">Role</w:t>
-            </w:r>
-          </w:p>
-        </w:tc>
-      </w:tr>
-      <w:tr>
-        <w:tc>
-          <w:tcPr/>
-          <w:p>
-            <w:pPr>
-              <w:pStyle w:val="Compact"/>
-              <w:jc w:val="left"/>
-            </w:pPr>
-            <w:r>
-              <w:rPr>
-                <w:rStyle w:val="VerbatimChar"/>
-              </w:rPr>
-              <w:t xml:space="preserve">u_ctrl</w:t>
-            </w:r>
-          </w:p>
-        </w:tc>
-        <w:tc>
-          <w:tcPr/>
-          <w:p>
-            <w:pPr>
-              <w:pStyle w:val="Compact"/>
-              <w:jc w:val="left"/>
-            </w:pPr>
-            <w:r>
-              <w:rPr>
-                <w:rStyle w:val="VerbatimChar"/>
-              </w:rPr>
-              <w:t xml:space="preserve">m_vlsi_axi4_sram</w:t>
-            </w:r>
-          </w:p>
-        </w:tc>
-        <w:tc>
-          <w:tcPr/>
-          <w:p>
-            <w:pPr>
-              <w:pStyle w:val="Compact"/>
-              <w:jc w:val="left"/>
-            </w:pPr>
-            <w:r>
-              <w:t xml:space="preserve">IP</w:t>
-            </w:r>
-          </w:p>
-        </w:tc>
-        <w:tc>
-          <w:tcPr/>
-          <w:p>
-            <w:pPr>
-              <w:pStyle w:val="Compact"/>
-              <w:jc w:val="left"/>
-            </w:pPr>
-            <w:r>
-              <w:t xml:space="preserve">Controller top level</w:t>
-            </w:r>
-          </w:p>
-        </w:tc>
-      </w:tr>
-      <w:tr>
-        <w:tc>
-          <w:tcPr/>
-          <w:p>
-            <w:pPr>
-              <w:pStyle w:val="Compact"/>
-              <w:jc w:val="left"/>
-            </w:pPr>
-            <w:r>
-              <w:rPr>
-                <w:rStyle w:val="VerbatimChar"/>
-              </w:rPr>
-              <w:t xml:space="preserve">u_axfsm_wr</w:t>
-            </w:r>
-            <w:r>
-              <w:t xml:space="preserve">,</w:t>
-            </w:r>
-            <w:r>
-              <w:t xml:space="preserve"> </w:t>
-            </w:r>
-            <w:r>
-              <w:rPr>
-                <w:rStyle w:val="VerbatimChar"/>
-              </w:rPr>
-              <w:t xml:space="preserve">u_axfsm_rd</w:t>
-            </w:r>
-          </w:p>
-        </w:tc>
-        <w:tc>
-          <w:tcPr/>
-          <w:p>
-            <w:pPr>
-              <w:pStyle w:val="Compact"/>
-              <w:jc w:val="left"/>
-            </w:pPr>
-            <w:r>
-              <w:rPr>
-                <w:rStyle w:val="VerbatimChar"/>
-              </w:rPr>
-              <w:t xml:space="preserve">m_vlsi_axfsm</w:t>
-            </w:r>
-          </w:p>
-        </w:tc>
-        <w:tc>
-          <w:tcPr/>
-          <w:p>
-            <w:pPr>
-              <w:pStyle w:val="Compact"/>
-              <w:jc w:val="left"/>
-            </w:pPr>
-            <w:r>
-              <w:t xml:space="preserve">IP</w:t>
-            </w:r>
-          </w:p>
-        </w:tc>
-        <w:tc>
-          <w:tcPr/>
-          <w:p>
-            <w:pPr>
-              <w:pStyle w:val="Compact"/>
-              <w:jc w:val="left"/>
-            </w:pPr>
-            <w:r>
-              <w:t xml:space="preserve">Address handshake; one address per beat into</w:t>
-            </w:r>
-            <w:r>
-              <w:t xml:space="preserve"> </w:t>
-            </w:r>
-            <w:r>
-              <w:rPr>
-                <w:rStyle w:val="VerbatimChar"/>
-              </w:rPr>
-              <w:t xml:space="preserve">AWFIFO</w:t>
-            </w:r>
-            <w:r>
-              <w:t xml:space="preserve"> </w:t>
-            </w:r>
-            <w:r>
-              <w:t xml:space="preserve">or</w:t>
-            </w:r>
-            <w:r>
-              <w:t xml:space="preserve"> </w:t>
-            </w:r>
-            <w:r>
-              <w:rPr>
-                <w:rStyle w:val="VerbatimChar"/>
-              </w:rPr>
-              <w:t xml:space="preserve">ARFIFO</w:t>
-            </w:r>
-          </w:p>
-        </w:tc>
-      </w:tr>
-      <w:tr>
-        <w:tc>
-          <w:tcPr/>
-          <w:p>
-            <w:pPr>
-              <w:pStyle w:val="Compact"/>
-              <w:jc w:val="left"/>
-            </w:pPr>
-            <w:r>
-              <w:rPr>
-                <w:rStyle w:val="VerbatimChar"/>
-              </w:rPr>
-              <w:t xml:space="preserve">u_awfifo</w:t>
-            </w:r>
-            <w:r>
-              <w:t xml:space="preserve">,</w:t>
-            </w:r>
-            <w:r>
-              <w:t xml:space="preserve"> </w:t>
-            </w:r>
-            <w:r>
-              <w:rPr>
-                <w:rStyle w:val="VerbatimChar"/>
-              </w:rPr>
-              <w:t xml:space="preserve">u_wfifo</w:t>
-            </w:r>
-            <w:r>
-              <w:t xml:space="preserve">,</w:t>
-            </w:r>
-            <w:r>
-              <w:t xml:space="preserve"> </w:t>
-            </w:r>
-            <w:r>
-              <w:rPr>
-                <w:rStyle w:val="VerbatimChar"/>
-              </w:rPr>
-              <w:t xml:space="preserve">u_arfifo</w:t>
-            </w:r>
-            <w:r>
-              <w:t xml:space="preserve">,</w:t>
-            </w:r>
-            <w:r>
-              <w:t xml:space="preserve"> </w:t>
-            </w:r>
-            <w:r>
-              <w:rPr>
-                <w:rStyle w:val="VerbatimChar"/>
-              </w:rPr>
-              <w:t xml:space="preserve">u_rfifo</w:t>
-            </w:r>
-            <w:r>
-              <w:t xml:space="preserve">,</w:t>
-            </w:r>
-            <w:r>
-              <w:t xml:space="preserve"> </w:t>
-            </w:r>
-            <w:r>
-              <w:rPr>
-                <w:rStyle w:val="VerbatimChar"/>
-              </w:rPr>
-              <w:t xml:space="preserve">u_bfifo</w:t>
-            </w:r>
-          </w:p>
-        </w:tc>
-        <w:tc>
-          <w:tcPr/>
-          <w:p>
-            <w:pPr>
-              <w:pStyle w:val="Compact"/>
-              <w:jc w:val="left"/>
-            </w:pPr>
-            <w:r>
-              <w:rPr>
-                <w:rStyle w:val="VerbatimChar"/>
-              </w:rPr>
-              <w:t xml:space="preserve">m_vlsi_fifo</w:t>
-            </w:r>
-          </w:p>
-        </w:tc>
-        <w:tc>
-          <w:tcPr/>
-          <w:p>
-            <w:pPr>
-              <w:pStyle w:val="Compact"/>
-              <w:jc w:val="left"/>
-            </w:pPr>
-            <w:r>
-              <w:t xml:space="preserve">IP</w:t>
-            </w:r>
-          </w:p>
-        </w:tc>
-        <w:tc>
-          <w:tcPr/>
-          <w:p>
-            <w:pPr>
-              <w:pStyle w:val="Compact"/>
-              <w:jc w:val="left"/>
-            </w:pPr>
-            <w:r>
-              <w:t xml:space="preserve">Channel buffers, 7.1</w:t>
-            </w:r>
-          </w:p>
-        </w:tc>
-      </w:tr>
-      <w:tr>
-        <w:tc>
-          <w:tcPr/>
-          <w:p>
-            <w:pPr>
-              <w:pStyle w:val="Compact"/>
-              <w:jc w:val="left"/>
-            </w:pPr>
-            <w:r>
-              <w:rPr>
-                <w:rStyle w:val="VerbatimChar"/>
-              </w:rPr>
-              <w:t xml:space="preserve">u_arbiter</w:t>
-            </w:r>
-          </w:p>
-        </w:tc>
-        <w:tc>
-          <w:tcPr/>
-          <w:p>
-            <w:pPr>
-              <w:pStyle w:val="Compact"/>
-              <w:jc w:val="left"/>
-            </w:pPr>
-            <w:r>
-              <w:rPr>
-                <w:rStyle w:val="VerbatimChar"/>
-              </w:rPr>
-              <w:t xml:space="preserve">m_vlsi_arbiter</w:t>
-            </w:r>
-          </w:p>
-        </w:tc>
-        <w:tc>
-          <w:tcPr/>
-          <w:p>
-            <w:pPr>
-              <w:pStyle w:val="Compact"/>
-              <w:jc w:val="left"/>
-            </w:pPr>
-            <w:r>
-              <w:t xml:space="preserve">IP</w:t>
-            </w:r>
-          </w:p>
-        </w:tc>
-        <w:tc>
-          <w:tcPr/>
-          <w:p>
-            <w:pPr>
-              <w:pStyle w:val="Compact"/>
-              <w:jc w:val="left"/>
-            </w:pPr>
-            <w:r>
-              <w:t xml:space="preserve">Round-robin grant between write and read requests</w:t>
-            </w:r>
-          </w:p>
-        </w:tc>
-      </w:tr>
-      <w:tr>
-        <w:tc>
-          <w:tcPr/>
-          <w:p>
-            <w:pPr>
-              <w:pStyle w:val="Compact"/>
-              <w:jc w:val="left"/>
-            </w:pPr>
-            <w:r>
-              <w:rPr>
-                <w:rStyle w:val="VerbatimChar"/>
-              </w:rPr>
-              <w:t xml:space="preserve">u_sram_misc</w:t>
-            </w:r>
-          </w:p>
-        </w:tc>
-        <w:tc>
-          <w:tcPr/>
-          <w:p>
-            <w:pPr>
-              <w:pStyle w:val="Compact"/>
-              <w:jc w:val="left"/>
-            </w:pPr>
-            <w:r>
-              <w:rPr>
-                <w:rStyle w:val="VerbatimChar"/>
-              </w:rPr>
-              <w:t xml:space="preserve">m_vlsi_sram_misc</w:t>
-            </w:r>
-          </w:p>
-        </w:tc>
-        <w:tc>
-          <w:tcPr/>
-          <w:p>
-            <w:pPr>
-              <w:pStyle w:val="Compact"/>
-              <w:jc w:val="left"/>
-            </w:pPr>
-            <w:r>
-              <w:t xml:space="preserve">IP</w:t>
-            </w:r>
-          </w:p>
-        </w:tc>
-        <w:tc>
-          <w:tcPr/>
-          <w:p>
-            <w:pPr>
-              <w:pStyle w:val="Compact"/>
-              <w:jc w:val="left"/>
-            </w:pPr>
-            <w:r>
-              <w:t xml:space="preserve">FIFO pops, SRAM address and data mux,</w:t>
-            </w:r>
-            <w:r>
-              <w:t xml:space="preserve"> </w:t>
-            </w:r>
-            <w:r>
-              <w:rPr>
-                <w:rStyle w:val="VerbatimChar"/>
-              </w:rPr>
-              <w:t xml:space="preserve">R</w:t>
-            </w:r>
-            <w:r>
-              <w:t xml:space="preserve"> </w:t>
-            </w:r>
-            <w:r>
-              <w:t xml:space="preserve">and</w:t>
-            </w:r>
-            <w:r>
-              <w:t xml:space="preserve"> </w:t>
-            </w:r>
-            <w:r>
-              <w:rPr>
-                <w:rStyle w:val="VerbatimChar"/>
-              </w:rPr>
-              <w:t xml:space="preserve">B</w:t>
-            </w:r>
-            <w:r>
-              <w:t xml:space="preserve"> </w:t>
-            </w:r>
-            <w:r>
-              <w:t xml:space="preserve">generation</w:t>
-            </w:r>
-          </w:p>
-        </w:tc>
-      </w:tr>
-      <w:tr>
-        <w:tc>
-          <w:tcPr/>
-          <w:p>
-            <w:pPr>
-              <w:pStyle w:val="Compact"/>
-              <w:jc w:val="left"/>
-            </w:pPr>
-            <w:r>
-              <w:rPr>
-                <w:rStyle w:val="VerbatimChar"/>
-              </w:rPr>
-              <w:t xml:space="preserve">u_strbfifo</w:t>
-            </w:r>
-          </w:p>
-        </w:tc>
-        <w:tc>
-          <w:tcPr/>
-          <w:p>
-            <w:pPr>
-              <w:pStyle w:val="Compact"/>
-              <w:jc w:val="left"/>
-            </w:pPr>
-            <w:r>
-              <w:rPr>
-                <w:rStyle w:val="VerbatimChar"/>
-              </w:rPr>
-              <w:t xml:space="preserve">m_vlsi_fifo</w:t>
-            </w:r>
-          </w:p>
-        </w:tc>
-        <w:tc>
-          <w:tcPr/>
-          <w:p>
-            <w:pPr>
-              <w:pStyle w:val="Compact"/>
-              <w:jc w:val="left"/>
-            </w:pPr>
-            <w:r>
-              <w:t xml:space="preserve">QSOC wrapper</w:t>
-            </w:r>
-          </w:p>
-        </w:tc>
-        <w:tc>
-          <w:tcPr/>
-          <w:p>
-            <w:pPr>
-              <w:pStyle w:val="Compact"/>
-              <w:jc w:val="left"/>
-            </w:pPr>
-            <w:r>
-              <w:rPr>
-                <w:rStyle w:val="VerbatimChar"/>
-              </w:rPr>
-              <w:t xml:space="preserve">WSTRB</w:t>
-            </w:r>
-            <w:r>
-              <w:t xml:space="preserve"> </w:t>
-            </w:r>
-            <w:r>
-              <w:t xml:space="preserve">buffer driving the byte enables, 7.3</w:t>
-            </w:r>
-          </w:p>
-        </w:tc>
-      </w:tr>
-    </w:tbl>
     <w:bookmarkEnd w:id="32"/>
     <w:bookmarkStart w:id="33" w:name="ip-used"/>
     <w:p>
@@ -6354,18 +5809,15 @@
     <w:tbl>
       <w:tblPr>
         <w:tblStyle w:val="TableGrid"/>
-        <w:tblW w:type="pct" w:w="5000"/>
-        <w:tblLayout w:type="fixed"/>
+        <w:tblW w:type="auto" w:w="0"/>
         <w:tblLook w:firstRow="1" w:lastRow="0" w:firstColumn="0" w:lastColumn="0" w:noHBand="0" w:noVBand="0" w:val="0020"/>
         <w:tblCaption w:val="The two instances"/>
       </w:tblPr>
       <w:tblGrid>
-        <w:gridCol w:w="1250"/>
-        <w:gridCol w:w="1250"/>
-        <w:gridCol w:w="1250"/>
-        <w:gridCol w:w="1667"/>
-        <w:gridCol w:w="1250"/>
-        <w:gridCol w:w="1250"/>
+        <w:gridCol w:w="1980"/>
+        <w:gridCol w:w="1980"/>
+        <w:gridCol w:w="1980"/>
+        <w:gridCol w:w="1980"/>
       </w:tblGrid>
       <w:tr>
         <w:trPr>
@@ -6400,18 +5852,6 @@
           <w:p>
             <w:pPr>
               <w:pStyle w:val="Compact"/>
-              <w:jc w:val="left"/>
-            </w:pPr>
-            <w:r>
-              <w:t xml:space="preserve">Decode window, HAS Table 5-2</w:t>
-            </w:r>
-          </w:p>
-        </w:tc>
-        <w:tc>
-          <w:tcPr/>
-          <w:p>
-            <w:pPr>
-              <w:pStyle w:val="Compact"/>
               <w:jc w:val="right"/>
             </w:pPr>
             <w:r>
@@ -6419,18 +5859,6 @@
                 <w:rStyle w:val="VerbatimChar"/>
               </w:rPr>
               <w:t xml:space="preserve">PARA_SRAM_DEPTH</w:t>
-            </w:r>
-          </w:p>
-        </w:tc>
-        <w:tc>
-          <w:tcPr/>
-          <w:p>
-            <w:pPr>
-              <w:pStyle w:val="Compact"/>
-              <w:jc w:val="left"/>
-            </w:pPr>
-            <w:r>
-              <w:t xml:space="preserve">Size</w:t>
             </w:r>
           </w:p>
         </w:tc>
@@ -6486,46 +5914,10 @@
           <w:p>
             <w:pPr>
               <w:pStyle w:val="Compact"/>
-              <w:jc w:val="left"/>
-            </w:pPr>
-            <w:r>
-              <w:rPr>
-                <w:rStyle w:val="VerbatimChar"/>
-              </w:rPr>
-              <w:t xml:space="preserve">0x2000_0000</w:t>
-            </w:r>
-            <w:r>
-              <w:t xml:space="preserve">-</w:t>
-            </w:r>
-            <w:r>
-              <w:rPr>
-                <w:rStyle w:val="VerbatimChar"/>
-              </w:rPr>
-              <w:t xml:space="preserve">0x2000_FFFF</w:t>
-            </w:r>
-          </w:p>
-        </w:tc>
-        <w:tc>
-          <w:tcPr/>
-          <w:p>
-            <w:pPr>
-              <w:pStyle w:val="Compact"/>
               <w:jc w:val="right"/>
             </w:pPr>
             <w:r>
               <w:t xml:space="preserve">16384</w:t>
-            </w:r>
-          </w:p>
-        </w:tc>
-        <w:tc>
-          <w:tcPr/>
-          <w:p>
-            <w:pPr>
-              <w:pStyle w:val="Compact"/>
-              <w:jc w:val="left"/>
-            </w:pPr>
-            <w:r>
-              <w:t xml:space="preserve">64 KiB</w:t>
             </w:r>
           </w:p>
         </w:tc>
@@ -6581,46 +5973,10 @@
           <w:p>
             <w:pPr>
               <w:pStyle w:val="Compact"/>
-              <w:jc w:val="left"/>
-            </w:pPr>
-            <w:r>
-              <w:rPr>
-                <w:rStyle w:val="VerbatimChar"/>
-              </w:rPr>
-              <w:t xml:space="preserve">0x3000_0000</w:t>
-            </w:r>
-            <w:r>
-              <w:t xml:space="preserve">-</w:t>
-            </w:r>
-            <w:r>
-              <w:rPr>
-                <w:rStyle w:val="VerbatimChar"/>
-              </w:rPr>
-              <w:t xml:space="preserve">0x3000_7FFF</w:t>
-            </w:r>
-          </w:p>
-        </w:tc>
-        <w:tc>
-          <w:tcPr/>
-          <w:p>
-            <w:pPr>
-              <w:pStyle w:val="Compact"/>
               <w:jc w:val="right"/>
             </w:pPr>
             <w:r>
               <w:t xml:space="preserve">8192</w:t>
-            </w:r>
-          </w:p>
-        </w:tc>
-        <w:tc>
-          <w:tcPr/>
-          <w:p>
-            <w:pPr>
-              <w:pStyle w:val="Compact"/>
-              <w:jc w:val="left"/>
-            </w:pPr>
-            <w:r>
-              <w:t xml:space="preserve">32 KiB</w:t>
             </w:r>
           </w:p>
         </w:tc>
@@ -6658,7 +6014,7 @@
         <w:t xml:space="preserve">PARA_SRAM_DEPTH</w:t>
       </w:r>
       <w:r>
-        <w:t xml:space="preserve">. Each decode window equals its macro</w:t>
+        <w:t xml:space="preserve">. Each decode window (section 1) equals its macro</w:t>
       </w:r>
       <w:r>
         <w:t xml:space="preserve"> </w:t>

--- a/doc/QNSC_RAM_MAS.docx
+++ b/doc/QNSC_RAM_MAS.docx
@@ -213,7 +213,7 @@
             <w:jc w:val="left"/>
           </w:pPr>
           <w:r>
-            <w:t xml:space="preserve">Figure 3-1. The RAM block: wrapper, unmodified controller and macro. Heavy outline: the logic QSOC adds</w:t>
+            <w:t xml:space="preserve">Figure 3-1. The RAM block: wrapper, unmodified controller and macro. Heavy outline: the strobe FIFO QSOC adds</w:t>
           </w:r>
         </w:p>
       </w:sdtContent>
@@ -1294,7 +1294,7 @@
           <wp:inline>
             <wp:extent cx="5727700" cy="2433691"/>
             <wp:effectExtent b="0" l="0" r="0" t="0"/>
-            <wp:docPr descr="The RAM block: wrapper, unmodified controller and macro. Heavy outline: the logic QSOC adds" title="" id="30" name="Picture"/>
+            <wp:docPr descr="The RAM block: wrapper, unmodified controller and macro. Heavy outline: the strobe FIFO QSOC adds" title="" id="30" name="Picture"/>
             <a:graphic>
               <a:graphicData uri="http://schemas.openxmlformats.org/drawingml/2006/picture">
                 <pic:pic>
@@ -1338,7 +1338,7 @@
         <w:jc w:val="left"/>
       </w:pPr>
       <w:r>
-        <w:t xml:space="preserve">Figure 3-1. The RAM block: wrapper, unmodified controller and macro. Heavy outline: the logic QSOC adds</w:t>
+        <w:t xml:space="preserve">Figure 3-1. The RAM block: wrapper, unmodified controller and macro. Heavy outline: the strobe FIFO QSOC adds</w:t>
       </w:r>
     </w:p>
     <w:p>
@@ -4513,13 +4513,13 @@
         <w:t xml:space="preserve"> </w:t>
       </w:r>
       <w:r>
-        <w:t xml:space="preserve">request in the same cycle, the arbiter grants them alternately; a lone request is</w:t>
-      </w:r>
-      <w:r>
-        <w:t xml:space="preserve"> </w:t>
-      </w:r>
-      <w:r>
-        <w:t xml:space="preserve">granted in the cycle it appears.</w:t>
+        <w:t xml:space="preserve">request in the same cycle, the arbiter’s round-robin toggle picks one; the toggle</w:t>
+      </w:r>
+      <w:r>
+        <w:t xml:space="preserve"> </w:t>
+      </w:r>
+      <w:r>
+        <w:t xml:space="preserve">flips after every grant. A lone request is granted in the cycle it appears.</w:t>
       </w:r>
     </w:p>
     <w:p>
@@ -5198,7 +5198,34 @@
         <w:t xml:space="preserve"> </w:t>
       </w:r>
       <w:r>
-        <w:t xml:space="preserve">4 bits wide and</w:t>
+        <w:t xml:space="preserve">4 bits wide with</w:t>
+      </w:r>
+      <w:r>
+        <w:t xml:space="preserve"> </w:t>
+      </w:r>
+      <w:r>
+        <w:rPr>
+          <w:rStyle w:val="VerbatimChar"/>
+        </w:rPr>
+        <w:t xml:space="preserve">PARA_DEPTH</w:t>
+      </w:r>
+      <w:r>
+        <w:t xml:space="preserve"> </w:t>
+      </w:r>
+      <w:r>
+        <w:t xml:space="preserve">=</w:t>
+      </w:r>
+      <w:r>
+        <w:t xml:space="preserve"> </w:t>
+      </w:r>
+      <w:r>
+        <w:rPr>
+          <w:rStyle w:val="VerbatimChar"/>
+        </w:rPr>
+        <w:t xml:space="preserve">$clog2(PARA_FIFO_DEPTH)</w:t>
+      </w:r>
+      <w:r>
+        <w:t xml:space="preserve">, so it holds</w:t>
       </w:r>
       <w:r>
         <w:t xml:space="preserve"> </w:t>
@@ -5213,7 +5240,19 @@
         <w:t xml:space="preserve"> </w:t>
       </w:r>
       <w:r>
-        <w:t xml:space="preserve">deep:</w:t>
+        <w:t xml:space="preserve">entries, the same as</w:t>
+      </w:r>
+      <w:r>
+        <w:t xml:space="preserve"> </w:t>
+      </w:r>
+      <w:r>
+        <w:rPr>
+          <w:rStyle w:val="VerbatimChar"/>
+        </w:rPr>
+        <w:t xml:space="preserve">WFIFO</w:t>
+      </w:r>
+      <w:r>
+        <w:t xml:space="preserve">:</w:t>
       </w:r>
     </w:p>
     <w:p>
@@ -5647,7 +5686,19 @@
         <w:t xml:space="preserve"> </w:t>
       </w:r>
       <w:r>
-        <w:t xml:space="preserve">asynchronously resets every flip-flop in the controller and in</w:t>
+        <w:t xml:space="preserve">(asserted asynchronously, released synchronously by</w:t>
+      </w:r>
+      <w:r>
+        <w:t xml:space="preserve"> </w:t>
+      </w:r>
+      <w:r>
+        <w:rPr>
+          <w:rStyle w:val="VerbatimChar"/>
+        </w:rPr>
+        <w:t xml:space="preserve">SCRC</w:t>
+      </w:r>
+      <w:r>
+        <w:t xml:space="preserve">) resets every flip-flop in the controller and in</w:t>
       </w:r>
       <w:r>
         <w:t xml:space="preserve"> </w:t>
@@ -7014,7 +7065,7 @@
               <w:t xml:space="preserve"> </w:t>
             </w:r>
             <w:r>
-              <w:t xml:space="preserve">for unmapped addresses; decode windows as section 8</w:t>
+              <w:t xml:space="preserve">for unmapped addresses; decode windows as Table 1-1</w:t>
             </w:r>
           </w:p>
         </w:tc>
@@ -7889,6 +7940,32 @@
             </w:pPr>
             <w:r>
               <w:t xml:space="preserve">Byte write enable</w:t>
+            </w:r>
+          </w:p>
+        </w:tc>
+      </w:tr>
+      <w:tr>
+        <w:tc>
+          <w:tcPr/>
+          <w:p>
+            <w:pPr>
+              <w:pStyle w:val="Compact"/>
+              <w:jc w:val="left"/>
+            </w:pPr>
+            <w:r>
+              <w:t xml:space="preserve">FIFO</w:t>
+            </w:r>
+          </w:p>
+        </w:tc>
+        <w:tc>
+          <w:tcPr/>
+          <w:p>
+            <w:pPr>
+              <w:pStyle w:val="Compact"/>
+              <w:jc w:val="left"/>
+            </w:pPr>
+            <w:r>
+              <w:t xml:space="preserve">First-In, First-Out buffer</w:t>
             </w:r>
           </w:p>
         </w:tc>
